--- a/Exciting Universe Part 1.docx
+++ b/Exciting Universe Part 1.docx
@@ -674,7 +674,7 @@
           <w:sz w:val="32"/>
           <w:szCs w:val="32"/>
         </w:rPr>
-        <w:t>September</w:t>
+        <w:t>October</w:t>
       </w:r>
       <w:r>
         <w:rPr>
@@ -2076,45 +2076,43 @@
           <w:sz w:val="20"/>
           <w:szCs w:val="20"/>
         </w:rPr>
-        <w:t xml:space="preserve">                          |   |            |                       </w:t>
-      </w:r>
-    </w:p>
-    <w:p>
-      <w:pPr>
+        <w:t xml:space="preserve">                          |   |            </w:t>
+      </w:r>
+      <w:r>
         <w:rPr>
           <w:sz w:val="20"/>
           <w:szCs w:val="20"/>
         </w:rPr>
-      </w:pPr>
+        <w:t xml:space="preserve"> </w:t>
+      </w:r>
       <w:r>
         <w:rPr>
           <w:sz w:val="20"/>
           <w:szCs w:val="20"/>
         </w:rPr>
-        <w:t xml:space="preserve">                                                                                                                                               </w:t>
-      </w:r>
-      <w:r>
+        <w:t xml:space="preserve">|                       </w:t>
+      </w:r>
+    </w:p>
+    <w:p>
+      <w:pPr>
         <w:rPr>
           <w:sz w:val="20"/>
           <w:szCs w:val="20"/>
         </w:rPr>
-        <w:t xml:space="preserve">      </w:t>
-      </w:r>
-      <w:proofErr w:type="gramStart"/>
+      </w:pPr>
       <w:r>
         <w:rPr>
           <w:sz w:val="20"/>
           <w:szCs w:val="20"/>
         </w:rPr>
-        <w:t>1  2</w:t>
-      </w:r>
-      <w:proofErr w:type="gramEnd"/>
+        <w:t xml:space="preserve">                                                                                                                                               </w:t>
+      </w:r>
       <w:r>
         <w:rPr>
           <w:sz w:val="20"/>
           <w:szCs w:val="20"/>
         </w:rPr>
-        <w:t xml:space="preserve"> (Z</w:t>
+        <w:t xml:space="preserve">     </w:t>
       </w:r>
       <w:proofErr w:type="gramStart"/>
       <w:r>
@@ -2122,7 +2120,7 @@
           <w:sz w:val="20"/>
           <w:szCs w:val="20"/>
         </w:rPr>
-        <w:t>$)$</w:t>
+        <w:t>1  2</w:t>
       </w:r>
       <w:proofErr w:type="gramEnd"/>
       <w:r>
@@ -2130,7 +2128,7 @@
           <w:sz w:val="20"/>
           <w:szCs w:val="20"/>
         </w:rPr>
-        <w:t xml:space="preserve"> . </w:t>
+        <w:t xml:space="preserve"> (Z</w:t>
       </w:r>
       <w:proofErr w:type="gramStart"/>
       <w:r>
@@ -2138,7 +2136,7 @@
           <w:sz w:val="20"/>
           <w:szCs w:val="20"/>
         </w:rPr>
-        <w:t xml:space="preserve">  .</w:t>
+        <w:t>$)$</w:t>
       </w:r>
       <w:proofErr w:type="gramEnd"/>
       <w:r>
@@ -2146,7 +2144,7 @@
           <w:sz w:val="20"/>
           <w:szCs w:val="20"/>
         </w:rPr>
-        <w:t xml:space="preserve"> </w:t>
+        <w:t xml:space="preserve"> . </w:t>
       </w:r>
       <w:proofErr w:type="gramStart"/>
       <w:r>
@@ -2162,169 +2160,169 @@
           <w:sz w:val="20"/>
           <w:szCs w:val="20"/>
         </w:rPr>
-        <w:t xml:space="preserve">  </w:t>
-      </w:r>
+        <w:t xml:space="preserve"> </w:t>
+      </w:r>
+      <w:proofErr w:type="gramStart"/>
       <w:r>
         <w:rPr>
           <w:sz w:val="20"/>
           <w:szCs w:val="20"/>
         </w:rPr>
-        <w:t>$</w:t>
-      </w:r>
-    </w:p>
-    <w:p>
-      <w:pPr>
+        <w:t xml:space="preserve">  .</w:t>
+      </w:r>
+      <w:proofErr w:type="gramEnd"/>
+      <w:r>
         <w:rPr>
           <w:sz w:val="20"/>
           <w:szCs w:val="20"/>
         </w:rPr>
-      </w:pPr>
+        <w:t xml:space="preserve">  </w:t>
+      </w:r>
       <w:r>
         <w:rPr>
           <w:sz w:val="20"/>
           <w:szCs w:val="20"/>
         </w:rPr>
-        <w:t xml:space="preserve">                                                                                                                                                                ^ </w:t>
-      </w:r>
-      <w:r>
+        <w:t>$</w:t>
+      </w:r>
+    </w:p>
+    <w:p>
+      <w:pPr>
         <w:rPr>
           <w:sz w:val="20"/>
           <w:szCs w:val="20"/>
         </w:rPr>
-        <w:t xml:space="preserve"> </w:t>
-      </w:r>
+      </w:pPr>
       <w:r>
         <w:rPr>
           <w:sz w:val="20"/>
           <w:szCs w:val="20"/>
         </w:rPr>
-        <w:t>^           ^</w:t>
-      </w:r>
-    </w:p>
-    <w:p>
-      <w:pPr>
+        <w:t xml:space="preserve">                                                                                                                                                               ^ </w:t>
+      </w:r>
+      <w:r>
         <w:rPr>
           <w:sz w:val="20"/>
           <w:szCs w:val="20"/>
         </w:rPr>
-      </w:pPr>
+        <w:t xml:space="preserve"> </w:t>
+      </w:r>
       <w:r>
         <w:rPr>
           <w:sz w:val="20"/>
           <w:szCs w:val="20"/>
         </w:rPr>
-        <w:t xml:space="preserve">                                                                                                                                                               </w:t>
+        <w:t xml:space="preserve">^           </w:t>
       </w:r>
       <w:r>
         <w:rPr>
           <w:sz w:val="20"/>
           <w:szCs w:val="20"/>
         </w:rPr>
-        <w:t xml:space="preserve">  </w:t>
+        <w:t xml:space="preserve"> </w:t>
       </w:r>
       <w:r>
         <w:rPr>
           <w:sz w:val="20"/>
           <w:szCs w:val="20"/>
         </w:rPr>
-        <w:t xml:space="preserve">| </w:t>
-      </w:r>
-      <w:r>
+        <w:t>^</w:t>
+      </w:r>
+    </w:p>
+    <w:p>
+      <w:pPr>
         <w:rPr>
           <w:sz w:val="20"/>
           <w:szCs w:val="20"/>
         </w:rPr>
-        <w:t xml:space="preserve">  </w:t>
-      </w:r>
+      </w:pPr>
       <w:r>
         <w:rPr>
           <w:sz w:val="20"/>
           <w:szCs w:val="20"/>
         </w:rPr>
-        <w:t xml:space="preserve">|       </w:t>
+        <w:t xml:space="preserve">                                                                                                                                                               | </w:t>
       </w:r>
       <w:r>
         <w:rPr>
           <w:sz w:val="20"/>
           <w:szCs w:val="20"/>
         </w:rPr>
-        <w:t xml:space="preserve"> </w:t>
+        <w:t xml:space="preserve">  </w:t>
       </w:r>
       <w:r>
         <w:rPr>
           <w:sz w:val="20"/>
           <w:szCs w:val="20"/>
         </w:rPr>
-        <w:t xml:space="preserve">    |</w:t>
-      </w:r>
-    </w:p>
-    <w:p>
-      <w:pPr>
+        <w:t xml:space="preserve">|       </w:t>
+      </w:r>
+      <w:r>
         <w:rPr>
           <w:sz w:val="20"/>
           <w:szCs w:val="20"/>
         </w:rPr>
-      </w:pPr>
+        <w:t xml:space="preserve"> </w:t>
+      </w:r>
       <w:r>
         <w:rPr>
           <w:sz w:val="20"/>
           <w:szCs w:val="20"/>
         </w:rPr>
-        <w:t xml:space="preserve">                                                                                                                                                               </w:t>
+        <w:t xml:space="preserve">    </w:t>
       </w:r>
       <w:r>
         <w:rPr>
           <w:sz w:val="20"/>
           <w:szCs w:val="20"/>
         </w:rPr>
-        <w:t xml:space="preserve"> </w:t>
-      </w:r>
-      <w:proofErr w:type="gramStart"/>
+        <w:t xml:space="preserve">  </w:t>
+      </w:r>
       <w:r>
         <w:rPr>
           <w:sz w:val="20"/>
           <w:szCs w:val="20"/>
         </w:rPr>
-        <w:t xml:space="preserve">1 </w:t>
-      </w:r>
-      <w:r>
+        <w:t>|</w:t>
+      </w:r>
+    </w:p>
+    <w:p>
+      <w:pPr>
         <w:rPr>
           <w:sz w:val="20"/>
           <w:szCs w:val="20"/>
         </w:rPr>
-        <w:t xml:space="preserve"> </w:t>
-      </w:r>
+      </w:pPr>
       <w:r>
         <w:rPr>
           <w:sz w:val="20"/>
           <w:szCs w:val="20"/>
         </w:rPr>
-        <w:t>2</w:t>
-      </w:r>
-      <w:proofErr w:type="gramEnd"/>
+        <w:t xml:space="preserve">                                                                                                                                                              </w:t>
+      </w:r>
+      <w:proofErr w:type="gramStart"/>
       <w:r>
         <w:rPr>
           <w:sz w:val="20"/>
           <w:szCs w:val="20"/>
         </w:rPr>
-        <w:t xml:space="preserve"> (Z</w:t>
-      </w:r>
-      <w:proofErr w:type="gramStart"/>
+        <w:t xml:space="preserve">1 </w:t>
+      </w:r>
       <w:r>
         <w:rPr>
           <w:sz w:val="20"/>
           <w:szCs w:val="20"/>
         </w:rPr>
-        <w:t>$)$</w:t>
-      </w:r>
-      <w:proofErr w:type="gramEnd"/>
+        <w:t xml:space="preserve"> </w:t>
+      </w:r>
       <w:r>
         <w:rPr>
           <w:sz w:val="20"/>
           <w:szCs w:val="20"/>
         </w:rPr>
-        <w:t xml:space="preserve"> .</w:t>
-      </w:r>
+        <w:t>2</w:t>
+      </w:r>
+      <w:proofErr w:type="gramEnd"/>
       <w:r>
         <w:rPr>
           <w:sz w:val="20"/>
@@ -2332,21 +2330,19 @@
         </w:rPr>
         <w:t xml:space="preserve"> </w:t>
       </w:r>
-      <w:proofErr w:type="gramStart"/>
       <w:r>
         <w:rPr>
           <w:sz w:val="20"/>
           <w:szCs w:val="20"/>
         </w:rPr>
-        <w:t xml:space="preserve">  .</w:t>
-      </w:r>
-      <w:proofErr w:type="gramEnd"/>
+        <w:t xml:space="preserve"> </w:t>
+      </w:r>
       <w:r>
         <w:rPr>
           <w:sz w:val="20"/>
           <w:szCs w:val="20"/>
         </w:rPr>
-        <w:t xml:space="preserve"> </w:t>
+        <w:t>(Z</w:t>
       </w:r>
       <w:proofErr w:type="gramStart"/>
       <w:r>
@@ -2354,7 +2350,7 @@
           <w:sz w:val="20"/>
           <w:szCs w:val="20"/>
         </w:rPr>
-        <w:t xml:space="preserve">  .</w:t>
+        <w:t>$)$</w:t>
       </w:r>
       <w:proofErr w:type="gramEnd"/>
       <w:r>
@@ -2362,72 +2358,75 @@
           <w:sz w:val="20"/>
           <w:szCs w:val="20"/>
         </w:rPr>
-        <w:t xml:space="preserve"> $      </w:t>
+        <w:t xml:space="preserve"> .</w:t>
       </w:r>
       <w:r>
         <w:rPr>
           <w:sz w:val="20"/>
           <w:szCs w:val="20"/>
         </w:rPr>
-        <w:t xml:space="preserve">     </w:t>
-      </w:r>
+        <w:t xml:space="preserve"> </w:t>
+      </w:r>
+      <w:proofErr w:type="gramStart"/>
       <w:r>
         <w:rPr>
           <w:sz w:val="20"/>
           <w:szCs w:val="20"/>
         </w:rPr>
-        <w:t xml:space="preserve">        </w:t>
-      </w:r>
-    </w:p>
-    <w:p>
-      <w:pPr>
+        <w:t xml:space="preserve">  .</w:t>
+      </w:r>
+      <w:proofErr w:type="gramEnd"/>
+      <w:r>
         <w:rPr>
           <w:sz w:val="20"/>
           <w:szCs w:val="20"/>
         </w:rPr>
-      </w:pPr>
+        <w:t xml:space="preserve"> </w:t>
+      </w:r>
+      <w:proofErr w:type="gramStart"/>
       <w:r>
         <w:rPr>
           <w:sz w:val="20"/>
           <w:szCs w:val="20"/>
         </w:rPr>
-        <w:t xml:space="preserve">                                                                                                                                                                          ^  ^         </w:t>
-      </w:r>
+        <w:t xml:space="preserve">  .</w:t>
+      </w:r>
+      <w:proofErr w:type="gramEnd"/>
       <w:r>
         <w:rPr>
           <w:sz w:val="20"/>
           <w:szCs w:val="20"/>
         </w:rPr>
-        <w:t xml:space="preserve"> </w:t>
+        <w:t xml:space="preserve"> $      </w:t>
       </w:r>
       <w:r>
         <w:rPr>
           <w:sz w:val="20"/>
           <w:szCs w:val="20"/>
         </w:rPr>
-        <w:t xml:space="preserve"> ^</w:t>
-      </w:r>
-    </w:p>
-    <w:p>
-      <w:pPr>
+        <w:t xml:space="preserve">     </w:t>
+      </w:r>
+      <w:r>
         <w:rPr>
           <w:sz w:val="20"/>
           <w:szCs w:val="20"/>
         </w:rPr>
-      </w:pPr>
-      <w:r>
+        <w:t xml:space="preserve">        </w:t>
+      </w:r>
+    </w:p>
+    <w:p>
+      <w:pPr>
         <w:rPr>
           <w:sz w:val="20"/>
           <w:szCs w:val="20"/>
         </w:rPr>
-        <w:t xml:space="preserve">                                                                                                                                                                           |   |        </w:t>
-      </w:r>
+      </w:pPr>
       <w:r>
         <w:rPr>
           <w:sz w:val="20"/>
           <w:szCs w:val="20"/>
         </w:rPr>
-        <w:t xml:space="preserve"> </w:t>
+        <w:t xml:space="preserve">                                                                                                                                                                          ^  ^         </w:t>
       </w:r>
       <w:r>
         <w:rPr>
@@ -2441,39 +2440,37 @@
           <w:sz w:val="20"/>
           <w:szCs w:val="20"/>
         </w:rPr>
-        <w:t xml:space="preserve"> </w:t>
-      </w:r>
-      <w:r>
+        <w:t xml:space="preserve"> ^</w:t>
+      </w:r>
+    </w:p>
+    <w:p>
+      <w:pPr>
         <w:rPr>
           <w:sz w:val="20"/>
           <w:szCs w:val="20"/>
         </w:rPr>
-        <w:t xml:space="preserve"> |</w:t>
-      </w:r>
-    </w:p>
-    <w:p>
-      <w:pPr>
+      </w:pPr>
+      <w:r>
         <w:rPr>
           <w:sz w:val="20"/>
           <w:szCs w:val="20"/>
         </w:rPr>
-      </w:pPr>
+        <w:t xml:space="preserve">                                                                                                                                                                           |   |        </w:t>
+      </w:r>
       <w:r>
         <w:rPr>
           <w:sz w:val="20"/>
           <w:szCs w:val="20"/>
         </w:rPr>
-        <w:t xml:space="preserve">                                                                                                                                                                          </w:t>
-      </w:r>
-      <w:proofErr w:type="gramStart"/>
+        <w:t xml:space="preserve"> </w:t>
+      </w:r>
       <w:r>
         <w:rPr>
           <w:sz w:val="20"/>
           <w:szCs w:val="20"/>
         </w:rPr>
-        <w:t>1  2</w:t>
-      </w:r>
-      <w:proofErr w:type="gramEnd"/>
+        <w:t xml:space="preserve"> </w:t>
+      </w:r>
       <w:r>
         <w:rPr>
           <w:sz w:val="20"/>
@@ -2486,331 +2483,220 @@
           <w:sz w:val="20"/>
           <w:szCs w:val="20"/>
         </w:rPr>
-        <w:t xml:space="preserve"> </w:t>
-      </w:r>
-      <w:r>
+        <w:t xml:space="preserve"> |</w:t>
+      </w:r>
+    </w:p>
+    <w:p>
+      <w:pPr>
         <w:rPr>
           <w:sz w:val="20"/>
           <w:szCs w:val="20"/>
         </w:rPr>
-        <w:t>(Z</w:t>
-      </w:r>
-      <w:proofErr w:type="gramStart"/>
+      </w:pPr>
       <w:r>
         <w:rPr>
           <w:sz w:val="20"/>
           <w:szCs w:val="20"/>
         </w:rPr>
-        <w:t>$)$</w:t>
-      </w:r>
-      <w:proofErr w:type="gramEnd"/>
+        <w:t xml:space="preserve">                                                                                                                                                                          </w:t>
+      </w:r>
+      <w:proofErr w:type="gramStart"/>
       <w:r>
         <w:rPr>
           <w:sz w:val="20"/>
           <w:szCs w:val="20"/>
         </w:rPr>
-        <w:t xml:space="preserve"> . </w:t>
-      </w:r>
-      <w:proofErr w:type="gramStart"/>
+        <w:t>1  2</w:t>
+      </w:r>
+      <w:proofErr w:type="gramEnd"/>
       <w:r>
         <w:rPr>
           <w:sz w:val="20"/>
           <w:szCs w:val="20"/>
         </w:rPr>
-        <w:t xml:space="preserve">  .</w:t>
-      </w:r>
-      <w:proofErr w:type="gramEnd"/>
+        <w:t xml:space="preserve"> (Z</w:t>
+      </w:r>
+      <w:proofErr w:type="gramStart"/>
       <w:r>
         <w:rPr>
           <w:sz w:val="20"/>
           <w:szCs w:val="20"/>
         </w:rPr>
-        <w:t xml:space="preserve"> </w:t>
-      </w:r>
-      <w:proofErr w:type="gramStart"/>
+        <w:t>$)$</w:t>
+      </w:r>
+      <w:proofErr w:type="gramEnd"/>
       <w:r>
         <w:rPr>
           <w:sz w:val="20"/>
           <w:szCs w:val="20"/>
         </w:rPr>
-        <w:t xml:space="preserve">  .</w:t>
-      </w:r>
-      <w:proofErr w:type="gramEnd"/>
+        <w:t xml:space="preserve"> . </w:t>
+      </w:r>
+      <w:proofErr w:type="gramStart"/>
       <w:r>
         <w:rPr>
           <w:sz w:val="20"/>
           <w:szCs w:val="20"/>
         </w:rPr>
-        <w:t xml:space="preserve"> $</w:t>
-      </w:r>
-    </w:p>
-    <w:p>
-      <w:pPr>
-        <w:rPr>
-          <w:sz w:val="22"/>
-          <w:szCs w:val="22"/>
-        </w:rPr>
-      </w:pPr>
-      <w:r>
-        <w:rPr>
-          <w:sz w:val="22"/>
-          <w:szCs w:val="22"/>
-        </w:rPr>
-        <w:t xml:space="preserve">                                                                                                                                                                  </w:t>
-      </w:r>
+        <w:t xml:space="preserve">  .</w:t>
+      </w:r>
+      <w:proofErr w:type="gramEnd"/>
       <w:r>
         <w:rPr>
           <w:sz w:val="20"/>
           <w:szCs w:val="20"/>
         </w:rPr>
-        <w:t xml:space="preserve">     ^  ^          ^</w:t>
-      </w:r>
-      <w:r>
-        <w:rPr>
-          <w:sz w:val="22"/>
-          <w:szCs w:val="22"/>
-        </w:rPr>
-        <w:t xml:space="preserve">     </w:t>
-      </w:r>
-    </w:p>
-    <w:p>
-      <w:pPr>
+        <w:t xml:space="preserve"> </w:t>
+      </w:r>
+      <w:proofErr w:type="gramStart"/>
+      <w:r>
         <w:rPr>
           <w:sz w:val="20"/>
           <w:szCs w:val="20"/>
         </w:rPr>
-      </w:pPr>
-      <w:r>
-        <w:rPr>
-          <w:sz w:val="22"/>
-          <w:szCs w:val="22"/>
-        </w:rPr>
-        <w:t xml:space="preserve">                                                                                                                                                                       </w:t>
-      </w:r>
+        <w:t xml:space="preserve">  .</w:t>
+      </w:r>
+      <w:proofErr w:type="gramEnd"/>
       <w:r>
         <w:rPr>
           <w:sz w:val="20"/>
           <w:szCs w:val="20"/>
         </w:rPr>
-        <w:t>|   |           |</w:t>
-      </w:r>
-    </w:p>
-    <w:p>
-      <w:pPr>
+        <w:t xml:space="preserve"> $</w:t>
+      </w:r>
+    </w:p>
+    <w:p>
+      <w:pPr>
+        <w:rPr>
+          <w:sz w:val="22"/>
+          <w:szCs w:val="22"/>
+        </w:rPr>
+      </w:pPr>
+      <w:r>
+        <w:rPr>
+          <w:sz w:val="22"/>
+          <w:szCs w:val="22"/>
+        </w:rPr>
+        <w:t xml:space="preserve">                                                                                                                                                                  </w:t>
+      </w:r>
+      <w:r>
         <w:rPr>
           <w:sz w:val="20"/>
           <w:szCs w:val="20"/>
         </w:rPr>
-      </w:pPr>
-      <w:r>
-        <w:rPr>
-          <w:sz w:val="22"/>
-          <w:szCs w:val="22"/>
-        </w:rPr>
-        <w:t xml:space="preserve">                                                                                </w:t>
-      </w:r>
-      <w:r>
-        <w:rPr>
-          <w:sz w:val="22"/>
-          <w:szCs w:val="22"/>
-        </w:rPr>
-        <w:tab/>
-      </w:r>
-      <w:r>
-        <w:rPr>
-          <w:sz w:val="22"/>
-          <w:szCs w:val="22"/>
-        </w:rPr>
-        <w:t>.</w:t>
-      </w:r>
-      <w:r>
-        <w:rPr>
-          <w:sz w:val="22"/>
-          <w:szCs w:val="22"/>
-        </w:rPr>
-        <w:t xml:space="preserve">                                                                          </w:t>
-      </w:r>
-      <w:proofErr w:type="gramStart"/>
-      <w:r>
+        <w:t xml:space="preserve">   ^  ^          ^</w:t>
+      </w:r>
+      <w:r>
+        <w:rPr>
+          <w:sz w:val="22"/>
+          <w:szCs w:val="22"/>
+        </w:rPr>
+        <w:t xml:space="preserve">     </w:t>
+      </w:r>
+    </w:p>
+    <w:p>
+      <w:pPr>
         <w:rPr>
           <w:sz w:val="20"/>
           <w:szCs w:val="20"/>
         </w:rPr>
-        <w:t>1  2</w:t>
-      </w:r>
-      <w:proofErr w:type="gramEnd"/>
+      </w:pPr>
+      <w:r>
+        <w:rPr>
+          <w:sz w:val="22"/>
+          <w:szCs w:val="22"/>
+        </w:rPr>
+        <w:t xml:space="preserve">                                                                                                                                                                     </w:t>
+      </w:r>
       <w:r>
         <w:rPr>
           <w:sz w:val="20"/>
           <w:szCs w:val="20"/>
         </w:rPr>
-        <w:t xml:space="preserve"> (Z</w:t>
-      </w:r>
-      <w:proofErr w:type="gramStart"/>
+        <w:t xml:space="preserve">|   |           </w:t>
+      </w:r>
       <w:r>
         <w:rPr>
           <w:sz w:val="20"/>
           <w:szCs w:val="20"/>
         </w:rPr>
-        <w:t>$)$</w:t>
-      </w:r>
-      <w:proofErr w:type="gramEnd"/>
+        <w:t xml:space="preserve"> </w:t>
+      </w:r>
       <w:r>
         <w:rPr>
           <w:sz w:val="20"/>
           <w:szCs w:val="20"/>
         </w:rPr>
-        <w:t xml:space="preserve"> </w:t>
-      </w:r>
-      <w:proofErr w:type="gramStart"/>
-      <w:r>
+        <w:t>|</w:t>
+      </w:r>
+    </w:p>
+    <w:p>
+      <w:pPr>
         <w:rPr>
           <w:sz w:val="20"/>
           <w:szCs w:val="20"/>
         </w:rPr>
-        <w:t>.  .  .</w:t>
-      </w:r>
-      <w:proofErr w:type="gramEnd"/>
+      </w:pPr>
+      <w:r>
+        <w:rPr>
+          <w:sz w:val="22"/>
+          <w:szCs w:val="22"/>
+        </w:rPr>
+        <w:t xml:space="preserve">                                                                                </w:t>
+      </w:r>
+      <w:r>
+        <w:rPr>
+          <w:sz w:val="22"/>
+          <w:szCs w:val="22"/>
+        </w:rPr>
+        <w:tab/>
+      </w:r>
+      <w:r>
+        <w:rPr>
+          <w:sz w:val="22"/>
+          <w:szCs w:val="22"/>
+        </w:rPr>
+        <w:t>.</w:t>
+      </w:r>
+      <w:r>
+        <w:rPr>
+          <w:sz w:val="22"/>
+          <w:szCs w:val="22"/>
+        </w:rPr>
+        <w:t xml:space="preserve">                                                                        </w:t>
+      </w:r>
+      <w:proofErr w:type="gramStart"/>
       <w:r>
         <w:rPr>
           <w:sz w:val="20"/>
           <w:szCs w:val="20"/>
         </w:rPr>
-        <w:t xml:space="preserve"> $ </w:t>
-      </w:r>
-    </w:p>
-    <w:p>
-      <w:pPr>
-        <w:rPr>
-          <w:sz w:val="22"/>
-          <w:szCs w:val="22"/>
-        </w:rPr>
-      </w:pPr>
-      <w:r>
-        <w:rPr>
-          <w:sz w:val="22"/>
-          <w:szCs w:val="22"/>
-        </w:rPr>
-        <w:t xml:space="preserve">                                                         </w:t>
-      </w:r>
-      <w:r>
-        <w:rPr>
-          <w:sz w:val="22"/>
-          <w:szCs w:val="22"/>
-        </w:rPr>
-        <w:tab/>
-      </w:r>
-      <w:r>
-        <w:rPr>
-          <w:sz w:val="22"/>
-          <w:szCs w:val="22"/>
-        </w:rPr>
-        <w:t xml:space="preserve">    </w:t>
-      </w:r>
-      <w:r>
-        <w:rPr>
-          <w:sz w:val="22"/>
-          <w:szCs w:val="22"/>
-        </w:rPr>
-        <w:t>(n</w:t>
-      </w:r>
-      <w:proofErr w:type="gramStart"/>
-      <w:r>
-        <w:rPr>
-          <w:sz w:val="22"/>
-          <w:szCs w:val="22"/>
-        </w:rPr>
-        <w:t>$)$</w:t>
-      </w:r>
-      <w:proofErr w:type="gramEnd"/>
-      <w:r>
-        <w:rPr>
-          <w:sz w:val="22"/>
-          <w:szCs w:val="22"/>
-        </w:rPr>
-        <w:t xml:space="preserve">. </w:t>
-      </w:r>
-      <w:proofErr w:type="gramStart"/>
-      <w:r>
-        <w:rPr>
-          <w:sz w:val="22"/>
-          <w:szCs w:val="22"/>
-        </w:rPr>
-        <w:t xml:space="preserve">  .</w:t>
-      </w:r>
-      <w:proofErr w:type="gramEnd"/>
-      <w:r>
-        <w:rPr>
-          <w:sz w:val="22"/>
-          <w:szCs w:val="22"/>
-        </w:rPr>
-        <w:t xml:space="preserve"> </w:t>
-      </w:r>
-      <w:proofErr w:type="gramStart"/>
-      <w:r>
-        <w:rPr>
-          <w:sz w:val="22"/>
-          <w:szCs w:val="22"/>
-        </w:rPr>
-        <w:t xml:space="preserve">  .</w:t>
-      </w:r>
-      <w:proofErr w:type="gramEnd"/>
-      <w:r>
-        <w:rPr>
-          <w:sz w:val="22"/>
-          <w:szCs w:val="22"/>
-        </w:rPr>
-        <w:t xml:space="preserve"> $</w:t>
-      </w:r>
-      <w:r>
-        <w:rPr>
-          <w:sz w:val="22"/>
-          <w:szCs w:val="22"/>
-        </w:rPr>
-        <w:t xml:space="preserve">   </w:t>
-      </w:r>
-      <w:r>
-        <w:rPr>
-          <w:sz w:val="22"/>
-          <w:szCs w:val="22"/>
-        </w:rPr>
-        <w:t xml:space="preserve">               </w:t>
-      </w:r>
-      <w:r>
-        <w:rPr>
-          <w:sz w:val="22"/>
-          <w:szCs w:val="22"/>
-        </w:rPr>
-        <w:t xml:space="preserve">          </w:t>
-      </w:r>
-      <w:r>
-        <w:rPr>
-          <w:sz w:val="22"/>
-          <w:szCs w:val="22"/>
-        </w:rPr>
-        <w:t xml:space="preserve">                                                          </w:t>
-      </w:r>
+        <w:t>1  2</w:t>
+      </w:r>
+      <w:proofErr w:type="gramEnd"/>
       <w:r>
         <w:rPr>
           <w:sz w:val="20"/>
           <w:szCs w:val="20"/>
         </w:rPr>
-        <w:t>^</w:t>
+        <w:t xml:space="preserve"> </w:t>
       </w:r>
       <w:r>
         <w:rPr>
           <w:sz w:val="20"/>
           <w:szCs w:val="20"/>
         </w:rPr>
-        <w:t xml:space="preserve"> </w:t>
-      </w:r>
+        <w:t>(Z</w:t>
+      </w:r>
+      <w:proofErr w:type="gramStart"/>
       <w:r>
         <w:rPr>
           <w:sz w:val="20"/>
           <w:szCs w:val="20"/>
         </w:rPr>
-        <w:t>^</w:t>
-      </w:r>
+        <w:t>$)$</w:t>
+      </w:r>
+      <w:proofErr w:type="gramEnd"/>
       <w:r>
         <w:rPr>
           <w:sz w:val="20"/>
@@ -2818,46 +2704,202 @@
         </w:rPr>
         <w:t xml:space="preserve"> </w:t>
       </w:r>
+      <w:proofErr w:type="gramStart"/>
       <w:r>
         <w:rPr>
           <w:sz w:val="20"/>
           <w:szCs w:val="20"/>
         </w:rPr>
-        <w:t xml:space="preserve">    </w:t>
-      </w:r>
+        <w:t>.  .  .</w:t>
+      </w:r>
+      <w:proofErr w:type="gramEnd"/>
       <w:r>
         <w:rPr>
           <w:sz w:val="20"/>
           <w:szCs w:val="20"/>
         </w:rPr>
+        <w:t xml:space="preserve"> $ </w:t>
+      </w:r>
+    </w:p>
+    <w:p>
+      <w:pPr>
+        <w:rPr>
+          <w:sz w:val="22"/>
+          <w:szCs w:val="22"/>
+        </w:rPr>
+      </w:pPr>
+      <w:r>
+        <w:rPr>
+          <w:sz w:val="22"/>
+          <w:szCs w:val="22"/>
+        </w:rPr>
+        <w:t xml:space="preserve">                                                         </w:t>
+      </w:r>
+      <w:r>
+        <w:rPr>
+          <w:sz w:val="22"/>
+          <w:szCs w:val="22"/>
+        </w:rPr>
+        <w:tab/>
+      </w:r>
+      <w:r>
+        <w:rPr>
+          <w:sz w:val="22"/>
+          <w:szCs w:val="22"/>
+        </w:rPr>
+        <w:t xml:space="preserve">    </w:t>
+      </w:r>
+      <w:r>
+        <w:rPr>
+          <w:sz w:val="22"/>
+          <w:szCs w:val="22"/>
+        </w:rPr>
+        <w:t>(n</w:t>
+      </w:r>
+      <w:proofErr w:type="gramStart"/>
+      <w:r>
+        <w:rPr>
+          <w:sz w:val="22"/>
+          <w:szCs w:val="22"/>
+        </w:rPr>
+        <w:t>$)$</w:t>
+      </w:r>
+      <w:proofErr w:type="gramEnd"/>
+      <w:r>
+        <w:rPr>
+          <w:sz w:val="22"/>
+          <w:szCs w:val="22"/>
+        </w:rPr>
+        <w:t xml:space="preserve">. </w:t>
+      </w:r>
+      <w:proofErr w:type="gramStart"/>
+      <w:r>
+        <w:rPr>
+          <w:sz w:val="22"/>
+          <w:szCs w:val="22"/>
+        </w:rPr>
+        <w:t xml:space="preserve">  .</w:t>
+      </w:r>
+      <w:proofErr w:type="gramEnd"/>
+      <w:r>
+        <w:rPr>
+          <w:sz w:val="22"/>
+          <w:szCs w:val="22"/>
+        </w:rPr>
+        <w:t xml:space="preserve"> </w:t>
+      </w:r>
+      <w:proofErr w:type="gramStart"/>
+      <w:r>
+        <w:rPr>
+          <w:sz w:val="22"/>
+          <w:szCs w:val="22"/>
+        </w:rPr>
+        <w:t xml:space="preserve">  .</w:t>
+      </w:r>
+      <w:proofErr w:type="gramEnd"/>
+      <w:r>
+        <w:rPr>
+          <w:sz w:val="22"/>
+          <w:szCs w:val="22"/>
+        </w:rPr>
+        <w:t xml:space="preserve"> $</w:t>
+      </w:r>
+      <w:r>
+        <w:rPr>
+          <w:sz w:val="22"/>
+          <w:szCs w:val="22"/>
+        </w:rPr>
         <w:t xml:space="preserve">   </w:t>
+      </w:r>
+      <w:r>
+        <w:rPr>
+          <w:sz w:val="22"/>
+          <w:szCs w:val="22"/>
+        </w:rPr>
+        <w:t xml:space="preserve">               </w:t>
+      </w:r>
+      <w:r>
+        <w:rPr>
+          <w:sz w:val="22"/>
+          <w:szCs w:val="22"/>
+        </w:rPr>
+        <w:t xml:space="preserve">          </w:t>
+      </w:r>
+      <w:r>
+        <w:rPr>
+          <w:sz w:val="22"/>
+          <w:szCs w:val="22"/>
+        </w:rPr>
+        <w:t xml:space="preserve">                                                        </w:t>
       </w:r>
       <w:r>
         <w:rPr>
           <w:sz w:val="20"/>
           <w:szCs w:val="20"/>
         </w:rPr>
-        <w:t xml:space="preserve">  </w:t>
+        <w:t>^</w:t>
       </w:r>
       <w:r>
         <w:rPr>
           <w:sz w:val="20"/>
           <w:szCs w:val="20"/>
         </w:rPr>
-        <w:t>^</w:t>
+        <w:t xml:space="preserve"> </w:t>
       </w:r>
       <w:r>
         <w:rPr>
           <w:sz w:val="20"/>
           <w:szCs w:val="20"/>
         </w:rPr>
-        <w:t xml:space="preserve">      </w:t>
+        <w:t>^</w:t>
       </w:r>
       <w:r>
         <w:rPr>
           <w:sz w:val="20"/>
           <w:szCs w:val="20"/>
         </w:rPr>
+        <w:t xml:space="preserve"> </w:t>
+      </w:r>
+      <w:r>
+        <w:rPr>
+          <w:sz w:val="20"/>
+          <w:szCs w:val="20"/>
+        </w:rPr>
+        <w:t xml:space="preserve">    </w:t>
+      </w:r>
+      <w:r>
+        <w:rPr>
+          <w:sz w:val="20"/>
+          <w:szCs w:val="20"/>
+        </w:rPr>
+        <w:t xml:space="preserve">   </w:t>
+      </w:r>
+      <w:r>
+        <w:rPr>
+          <w:sz w:val="20"/>
+          <w:szCs w:val="20"/>
+        </w:rPr>
+        <w:t xml:space="preserve">  </w:t>
+      </w:r>
+      <w:r>
+        <w:rPr>
+          <w:sz w:val="20"/>
+          <w:szCs w:val="20"/>
+        </w:rPr>
+        <w:t>^</w:t>
+      </w:r>
+      <w:r>
+        <w:rPr>
+          <w:sz w:val="20"/>
+          <w:szCs w:val="20"/>
+        </w:rPr>
+        <w:t xml:space="preserve">      </w:t>
+      </w:r>
+      <w:r>
+        <w:rPr>
+          <w:sz w:val="20"/>
+          <w:szCs w:val="20"/>
+        </w:rPr>
         <w:t xml:space="preserve">                                                                                            </w:t>
       </w:r>
     </w:p>
@@ -2965,7 +3007,7 @@
           <w:sz w:val="22"/>
           <w:szCs w:val="22"/>
         </w:rPr>
-        <w:t xml:space="preserve">                                                                                       </w:t>
+        <w:t xml:space="preserve">                                                                                     </w:t>
       </w:r>
       <w:r>
         <w:rPr>
@@ -3102,7 +3144,7 @@
           <w:sz w:val="22"/>
           <w:szCs w:val="22"/>
         </w:rPr>
-        <w:t xml:space="preserve">                                                                                      </w:t>
+        <w:t xml:space="preserve">                                                                                    </w:t>
       </w:r>
       <w:r>
         <w:rPr>
@@ -3110,6 +3152,13 @@
           <w:szCs w:val="20"/>
         </w:rPr>
         <w:t>1 2 Z$</w:t>
+      </w:r>
+      <w:r>
+        <w:rPr>
+          <w:sz w:val="20"/>
+          <w:szCs w:val="20"/>
+        </w:rPr>
+        <w:t>$</w:t>
       </w:r>
       <w:r>
         <w:rPr>
